--- a/dosyalar/yillik-plan/arapca-10-sinif-yillik-plan.docx
+++ b/dosyalar/yillik-plan/arapca-10-sinif-yillik-plan.docx
@@ -413,7 +413,7 @@
                 <w:sz w:val="17"/>
                 <w:szCs w:val="17"/>
               </w:rPr>
-              <w:t xml:space="preserve">2025 Arapça Dersi Öğretim Programı (9-10. sınıflar)</w:t>
+              <w:t xml:space="preserve">Arapça Dersi Öğretim Programı (9-10. sınıflar)</w:t>
             </w:r>
           </w:p>
         </w:tc>
@@ -23059,7 +23059,7 @@
           <w:sz w:val="17"/>
           <w:szCs w:val="17"/>
         </w:rPr>
-        <w:t xml:space="preserve">• Öğrenme çıktısı sütunundaki cümleler, 2025 Arapça Dersi Öğretim Programı’nın (9-10. sınıflar) resmî metninden birebir alınmıştır; kısaltma veya yeniden yazma yapılmamıştır. Her temanın son alan becerisi grubundaki “Dönem içerisinde edindiği bilgi, deneyim duygu ve düşüncelerini bireysel ve etkileşimli olarak yansıtabilme” çıktıları (10.2.1.4, 10.2.2.4, 10.2.5.6, 10.2.6.6 ve 10.4.1.4, 10.4.2.4, 10.4.5.6, 10.4.6.6) programdaki yerine uygun olarak dönem sonu değerlendirme haftalarına yerleştirilmiştir.</w:t>
+        <w:t xml:space="preserve">• Öğrenme çıktısı sütunundaki cümleler, Arapça Dersi Öğretim Programı’nın (9-10. sınıflar) resmî metninden birebir alınmıştır; kısaltma veya yeniden yazma yapılmamıştır. Her temanın son alan becerisi grubundaki “Dönem içerisinde edindiği bilgi, deneyim duygu ve düşüncelerini bireysel ve etkileşimli olarak yansıtabilme” çıktıları (10.2.1.4, 10.2.2.4, 10.2.5.6, 10.2.6.6 ve 10.4.1.4, 10.4.2.4, 10.4.5.6, 10.4.6.6) programdaki yerine uygun olarak dönem sonu değerlendirme haftalarına yerleştirilmiştir.</w:t>
       </w:r>
     </w:p>
     <w:p>
